--- a/downloads/互動三_113AC1025_組員C.docx
+++ b/downloads/互動三_113AC1025_組員C.docx
@@ -15,7 +15,7 @@
           <w:i w:val="0"/>
           <w:sz w:val="32"/>
         </w:rPr>
-        <w:t>創業第一性原理：從本質拆解、TA精準定位到創新提案實戰</w:t>
+        <w:t>創業品牌行銷實務：從地鐵小提琴實驗、12品牌原型到「以終為始」價值主張推導</w:t>
       </w:r>
     </w:p>
     <w:p>
@@ -47,7 +47,7 @@
           <w:i w:val="0"/>
           <w:sz w:val="28"/>
         </w:rPr>
-        <w:t>1. 第一性原理之商業哲學：重構成本底層結構與不可違背之價值命題</w:t>
+        <w:t>1. 商業價值重於產品本質：紐約地鐵小提琴實驗之商戰啟示</w:t>
       </w:r>
     </w:p>
     <w:p>
@@ -63,7 +63,7 @@
           <w:i w:val="0"/>
           <w:sz w:val="24"/>
         </w:rPr>
-        <w:t>課堂引用亞里斯多德哲學命題：每個系統中都存在一個基本命題，它不能違背或刪除。第一性原理的商戰價值，在於打破仰賴既有案例的類比思維盲點，由底層原料與根本價值重新推導。Elon Musk 研發特斯拉電池的經典戰役證明了這點：面對代工廠高昂報價，Musk 將電池拆解至碳、鎳、鋁等基礎原物料，精算原料成本僅佔代工報價的 2%。抓牢電池「容量」與「安全」不可妥協的核心本質自行研發組裝，從源頭徹底解決成本瓶頸。</w:t>
+        <w:t>課堂直擊新創團隊常踩之「過度投資產品研發卻輕忽商業包裝」致命盲點。紐約地鐵小提琴實驗展現了極端商業落差：頂級音樂家使用價值三百萬美元的傳世名琴，在高端音樂廳創造數百美元高客單價，但在地鐵通道演出卻僅得三十餘元微薄收入。這證實了商業變現的核心定律：產品毛利與估值並不單由生產成本決定，而是極度依賴於目標場景、品牌舞台與定價行銷策略。</w:t>
       </w:r>
     </w:p>
     <w:p>
@@ -79,7 +79,7 @@
           <w:i w:val="0"/>
           <w:sz w:val="28"/>
         </w:rPr>
-        <w:t>2. 商業研發迷思警示：ODM 代工盲從與設計思考實務盲點</w:t>
+        <w:t>2. 目標受眾商務審查法則：合格 TA 三要素與品牌外溢溢價</w:t>
       </w:r>
     </w:p>
     <w:p>
@@ -95,7 +95,7 @@
           <w:i w:val="0"/>
           <w:sz w:val="24"/>
         </w:rPr>
-        <w:t>課堂剖析了企業資源配置中最致命的兩大無效路徑：第一是「ODM 代工型」，盲從經銷商指令開發無效規格（如抗 60 公里風速之腳踏車麥克風）；第二是「揣摩型研發」，盲目堆砌過剩功能（做 10 個功能有 6 個用戶不需要，反壓低毛利）。老師更點評設計思考在商戰之盲區：翻背包同理心觀察效率低且缺乏樣本代表性；未先定義精確 TA 易推導出偽需求；賈伯斯與福特曾言顧客無法預先描述顛覆型產品；缺乏競品真空對比易陷入同質競爭。</w:t>
+        <w:t>商業客群定位切忌貪心涵蓋大眾，否則將導致行銷預算嚴重浪費。合格 TA 審核必須具備三大黃金指標：具備直接簽約付款之「購買權力」；握有場域實質導入決定權之「部署權力（Deploy）」；具備足夠市場付費規模之「有價值群體」。TA層級決定定價與溝通語言，學生喜諧音梗，企業主重專業信用；極致分眾能觸發外溢效益，如非專業跑者亦願為Nike品牌溢價買單。</w:t>
       </w:r>
     </w:p>
     <w:p>
@@ -111,7 +111,7 @@
           <w:i w:val="0"/>
           <w:sz w:val="28"/>
         </w:rPr>
-        <w:t>3. 第一性原理商務推進四部曲：選擇、分析、比較與創意變革</w:t>
+        <w:t>3. 企業擬人化資產：12 品牌原型與單一原型獲利策略</w:t>
       </w:r>
     </w:p>
     <w:p>
@@ -127,7 +127,7 @@
           <w:i w:val="0"/>
           <w:sz w:val="24"/>
         </w:rPr>
-        <w:t>落實第一性原理須遵守「選擇 → 分析 → 比較 → 創意」嚴謹四步驟：步驟 1 選擇（定位 TA → 事 → 物），以高解析度錨定目標客群（如具體情境中之外送員或露營者，嚴拒抽象詞彙）；步驟 2 分析（列出不可違背之 Must-haves），提煉該 TA 絕不妥協之核心價值清單；步驟 3 比較（建立競品矩陣尋找真空），鎖定市場未滿足之戰略真空；步驟 4 創意與變革，透過增減規格、更換材質、副產品賦能及商業模式創新達成顛覆，如充氣睡袋與保溫杯演練。</w:t>
+        <w:t>品牌是客戶對企業履約能力之長期信用資產，擬人化能大幅降低信任獲取成本，且每家企業只能專注於單一原型。課堂盤點12原型特徵：英雄（使命必達）、創造者（工具複雜反而抬高使用成本）、凡夫俗子（平價普及高周轉）、魔術師（如迪士尼/Dyson，隱藏背後研發重資本以創造超額品牌溢價）、智者（知識權威）、探險家、天真者、情人與小丑等定位之商業邏輯。</w:t>
       </w:r>
     </w:p>
     <w:p>
@@ -143,7 +143,7 @@
           <w:i w:val="0"/>
           <w:sz w:val="28"/>
         </w:rPr>
-        <w:t>4. TA 商業奇點與合格 TA 三要素盈利檢驗</w:t>
+        <w:t>4. 流量成本攀升下的突破雜訊命名三大原則</w:t>
       </w:r>
     </w:p>
     <w:p>
@@ -159,7 +159,7 @@
           <w:i w:val="0"/>
           <w:sz w:val="24"/>
         </w:rPr>
-        <w:t>目標受眾（TA）是商業推導與獲利模式的唯一源頭。以腳踏車為例，休閒代步、物流載重、公共 UBike 與選手競技各自導向完全不同的定價與營運架構。合格 TA 必須兼具三大要素：具備直接付費之「購買權利」、握有在場域落地推行之「部署權利（Deploy）」，以及具備口碑擴散力之「影響力族群」。這深刻呼應了猶太商道智慧：專做女人的生意（家庭消費主導）、有錢人的生意（重視價值不計小錢）與嘴巴的生意（高頻日常剛需）。</w:t>
+        <w:t>面對媒體環境從廣播壟斷演變為社群極度碎片化，獲客成本（CAC）大幅攀升。突破資訊雜訊須落實三大命名原則：第一是「容易識別」，名稱須極短且一秒說清價值，杜絕冗長難念的外文（如「老屋放心專家」以極低認知成本換取千萬訂單）；第二是「容易連接」，以色彩心理觸發感官轉換；第三是「減少雜訊」，砍除冗餘行銷元素以提升品牌傳播純度。</w:t>
       </w:r>
     </w:p>
     <w:p>
@@ -175,7 +175,7 @@
           <w:i w:val="0"/>
           <w:sz w:val="28"/>
         </w:rPr>
-        <w:t>5. 期末提案之商業落地規範與優良案例分析（AI 是 Must）</w:t>
+        <w:t>5. 轉換率優化工程：視覺降噪、色彩引導與字型提升 35%</w:t>
       </w:r>
     </w:p>
     <w:p>
@@ -191,7 +191,39 @@
           <w:i w:val="0"/>
           <w:sz w:val="24"/>
         </w:rPr>
-        <w:t>姚長安老師在課堂明確要求期末專案必須結合「AI 應用元素」，並以具備工程實現可能與商業可行性為及格門檻，杜絕空想。課堂分享之代表案例清晰展示了落地路徑：如第 5 組鎖定租屋族曬衣發霉痛點，結合環境濕度感測（&gt;65% 啟動、&lt;30% 關閉）與 AI 乾衣時間預測，開發微型智慧乾衣夾；寵物組則藉由家用基地台結合貓砂尿路 pH 感測晶片，透過 AI 即時預警異常，展現出「剛需 Must-haves ＋ AI 模組」之高毛利原型。</w:t>
+        <w:t>商業頁面必須嚴格落實視覺降噪，清除次要視覺干擾以確保購買路徑通暢。色彩規劃建議以純白為極致降噪背景，搭配單一高對比品牌主色驅動點擊。研究數據指出恰當字型能拉動商業轉換率增長高達 35%，關鍵在於提案必須提出清晰的「說明理由」。團隊可導入 100font 等資源庫，選用能提升商務信任感與客單價之優質字型資產。</w:t>
+      </w:r>
+    </w:p>
+    <w:p>
+      <w:pPr>
+        <w:keepNext/>
+        <w:spacing w:line="360" w:lineRule="auto" w:after="20" w:before="30"/>
+        <w:jc w:val="left"/>
+      </w:pPr>
+      <w:r>
+        <w:rPr>
+          <w:rFonts w:ascii="Times New Roman" w:hAnsi="Times New Roman" w:eastAsia="標楷體" w:cs="Times New Roman"/>
+          <w:b/>
+          <w:i w:val="0"/>
+          <w:sz w:val="28"/>
+        </w:rPr>
+        <w:t>6. 價值變現之 HAMP 法則與「以終為始」推演架構</w:t>
+      </w:r>
+    </w:p>
+    <w:p>
+      <w:pPr>
+        <w:keepNext w:val="0"/>
+        <w:spacing w:line="360" w:lineRule="auto" w:after="30" w:before="0"/>
+        <w:jc w:val="left"/>
+      </w:pPr>
+      <w:r>
+        <w:rPr>
+          <w:rFonts w:ascii="Times New Roman" w:hAnsi="Times New Roman" w:eastAsia="標楷體" w:cs="Times New Roman"/>
+          <w:b w:val="0"/>
+          <w:i w:val="0"/>
+          <w:sz w:val="24"/>
+        </w:rPr>
+        <w:t>商業 Pitch 與 Slogan 拒絕抽象形容詞，應依據 HAMP 框架給予確定承諾：H（形象外在）、A（短時間見效）、R/P（關係鏈結）與 M（實質金錢利潤如斬獲千萬商業訂單）。更須鏈結「以終為始」價值主張推導公式：為【目標客戶】消除【經營痛點】＝贏得【痛點相反的獲利優勢】＝抵達【渴望的商業未來】。以此公式構建不可撼動之商業計畫書邏輯閉環。</w:t>
       </w:r>
     </w:p>
     <w:p>
@@ -223,7 +255,7 @@
           <w:i w:val="0"/>
           <w:sz w:val="24"/>
         </w:rPr>
-        <w:t>以商業分析與營運規劃的角度坐在這堂課上，姚長安老師所講授的第一性原理，精準擊中了所有早期新創團隊在商業模式設計上的致命痛點！過去在構思創業提案與撰寫商業計畫書時，我們團隊往往習慣沿用商管教科書上的商業模式圖，在白板上天馬行空地描繪宏大的營收願景；但實際上那些數字往往建立在脆弱的類比假設之上，根本禁不起真實市場的推敲考驗。老師以極度冷靜的邏輯告訴我們：商業的起點只有一個，那就是找到具備購買權、部署權與影響力的「合格 TA」，並在競品真空帶中提供不可妥協的核心價值。</w:t>
+        <w:t>從商業營運與創業 Pitch 的視角審視這堂課，姚長安老師所講授的品牌行銷實務，精準擊中了早期創業團隊在商業定位上的致命痛點！過去在規劃專案商業模式時，我們常陷入「18至65歲大眾市場」的空泛幻想，企圖滿足所有人卻誰也抓不住。老師提出的「合格 TA 三大原則（購買權、部署權、有價值群體）」，如同一把手術刀切開了偽市場：唯有鎖定具備直接付費與推行權力的高價值族群，專案才具備可持續的造血能力與足夠的毛利空間。</w:t>
       </w:r>
     </w:p>
     <w:p>
@@ -239,7 +271,7 @@
           <w:i w:val="0"/>
           <w:sz w:val="24"/>
         </w:rPr>
-        <w:t>這堂課讓我徹底頓悟了單位經濟效益（Unit Economics）與客群篩選的底層真理。盲目做大眾市場或在紅海中削價競爭，只是在消耗團隊有限的試錯資源；而運用猶太商道聚焦「女性情緒支配權」與「高頻小額快消」的原則，正是以最小摩擦力撬動實質現金流的高勝算路徑。更重要的是，將 AI 從炫技口號轉化為實質降本增效的自動化工具，能讓輕資產團隊在極短時間內建立起清晰的毛利結構與成長飛輪。第一性原理不僅是產品開發的指南針，更是我們在專案商戰中立於不敗之地的最高生存法則！</w:t>
+        <w:t>此外，HAMP 法則與「以終為始」推導公式，更是重構商業計畫書的核心武器。過去的 Slogan 充斥著「創新、智慧、引領」等空洞詞彙，對投資人毫無吸引力；而結合形象提升（H）與金錢成果（M）的精準承諾，能在一分鐘內擊穿投資人心理防線。藉由將品牌擬人化為「魔術師」，我們不再賤賣硬體規格，而是販售「拿下千萬商業訂單」的溢價未來。精準的命名降噪與高轉換率字型策略，讓早期新創能以極低獲客成本穿透資訊雜訊，在專題商戰中築起難以跨越的護城河！</w:t>
       </w:r>
     </w:p>
     <w:p>
@@ -271,7 +303,7 @@
           <w:i w:val="0"/>
           <w:sz w:val="24"/>
         </w:rPr>
-        <w:t>目前我與組員正進行大三專題《AURA LAB：智慧情緒調香快閃終端》研發。若時間重來，結合第一性原理四步驟與合格 TA 規範，我們以【商業營運 (Business/Model)】視角做出四大重構：</w:t>
+        <w:t>目前我與組員正進行大三專案《【慧演 Hui Yan】：智慧手勢控場演講手套》研發。若時間重來，結合本週品牌行銷與產品哲學，我們以【商業營運 (Business/Model)】視角做出四大重構：</w:t>
       </w:r>
     </w:p>
     <w:p>
@@ -287,7 +319,7 @@
           <w:i w:val="0"/>
           <w:sz w:val="28"/>
         </w:rPr>
-        <w:t>1. 運用第一性原理重構單位經濟模型：硬體降本 90%，大幅縮短回本週期</w:t>
+        <w:t>1. 穿透合格 TA 商業三要素：精準定錨商務高預算賽道，避開學生低價紅海</w:t>
       </w:r>
     </w:p>
     <w:p>
@@ -303,7 +335,7 @@
           <w:i w:val="0"/>
           <w:sz w:val="24"/>
         </w:rPr>
-        <w:t>若時間重來，在商業規劃上我會運用第一性原理徹底粉碎高資本支出的重資產幻想。過去將硬體預算設定在 42,000 元，導致單店攤提週期過長且營運風險極高；如今果斷剔除冗餘機構、將終端物料成本壓低至 3,800 元以內，使單台設備回本週期從原本的 8 個月劇烈縮短至 2 週之內，為大規模快閃拓點提供了無與倫比的單位經濟優勢。</w:t>
+        <w:t>若時間重來，商業規劃上我會果斷拒絕將 TA 定義為「大專院校學生」。嚴格檢驗合格 TA 三原則：鎖定 高壓簡報者、創業 Pitch 團隊與商務演講者（具直接購買與部署權利）。這群人擁有企業報帳與追求演講勝率的實質「購買權力」，且單次 Pitch 往往牽動數百萬募資，具備極高客單價承受力；同時手套體積小便於攜帶，主辦方與個人皆具「部署權力」，徹底避開學生市場付費意願低的死局。</w:t>
       </w:r>
     </w:p>
     <w:p>
@@ -319,7 +351,7 @@
           <w:i w:val="0"/>
           <w:sz w:val="28"/>
         </w:rPr>
-        <w:t>2. 驗證合格 TA 三要素商業閉環：高毛利小額快消與商場引流雙向賦能</w:t>
+        <w:t>2. 運用 HAMP 效益法則重構商業 Pitch：形象（H）結合千萬訂單利益（M）</w:t>
       </w:r>
     </w:p>
     <w:p>
@@ -335,7 +367,7 @@
           <w:i w:val="0"/>
           <w:sz w:val="24"/>
         </w:rPr>
-        <w:t>嚴格落實合格 TA 三要素驗證：鎖定 22-35 歲都會高壓白領族群與休閒情侶，定價在 單次客製情緒調香體驗 150～200 元（無痛小額消費），毛利率高達 75% 以上；對快閃主辦方而言，便攜設備賦予其靈活引流之「部署權利」，達成租金拆帳或短期租賃的雙贏合作；而熱感籤詩的社群擴散則以零獲客成本（Zero CAC）為專案持續注入高黏著度之新客流。</w:t>
+        <w:t>徹底揚棄功能堆疊式的商業簡報，運用 H+M 法則打造高轉化標語：「用指揮家般的優雅手勢（H），拿下千萬級別的商業訂單（M）」。在向天使投資人提案時，我們不再耗時解釋加速度感測器原理，而是直接訴求：戴上慧演能讓團隊在 3 分鐘 Pitch 中展現頂級優雅氣場，提升 40% 投資人信任度，將原本充滿變數的台上簡報轉化為贏得千萬商業合約的致勝武器。</w:t>
       </w:r>
     </w:p>
     <w:p>
@@ -351,7 +383,7 @@
           <w:i w:val="0"/>
           <w:sz w:val="28"/>
         </w:rPr>
-        <w:t>3. 貫徹「AI 是 Must」之數據資產變現：構建線下快閃轉化線上私域之飛輪</w:t>
+        <w:t>3. 突破雜訊之高毛利商業模式：雙重諧音【慧演】引爆商務圈自發口碑裂變</w:t>
       </w:r>
     </w:p>
     <w:p>
@@ -367,7 +399,7 @@
           <w:i w:val="0"/>
           <w:sz w:val="24"/>
         </w:rPr>
-        <w:t>在商務架構中，AI 絕非宣傳噱頭，而是數據沉澱與長期留存的核心引擎。透過微型終端即時運算輸出帶有動態 QR Code 之熱感籤詩，高達 45% 的體驗者會主動掃碼綁定 LINE 官方帳號查看進階情緒報告，將原本一次性的線下快閃過客，高效沉澱為具備持續推播價值的私域流量資產，創造長尾訂閱收益。</w:t>
+        <w:t>命名為【慧演】具備極低認知阻力，極易在商界領袖與創投圈口耳相傳。商業模式採「硬體高毛利銷售＋企業演講培訓採購」雙輪驅動：單套硬體毛利率高達 70% 以上，並與商務簡報顧問公司跨界聯名，將手套作為高階主管發表會之標準配備，創造零獲客成本（Zero CAC）的自然商務轉介紹飛輪。</w:t>
       </w:r>
     </w:p>
     <w:p>
@@ -383,7 +415,7 @@
           <w:i w:val="0"/>
           <w:sz w:val="28"/>
         </w:rPr>
-        <w:t>4. 搶佔綠色永續賽道對標 U-Start：以循環經濟確立政策補助與競賽優勢</w:t>
+        <w:t>4. 「以終為始」公式構建投資論述：推進期末競賽與 U-Start 補助藍圖</w:t>
       </w:r>
     </w:p>
     <w:p>
@@ -399,7 +431,7 @@
           <w:i w:val="0"/>
           <w:sz w:val="24"/>
         </w:rPr>
-        <w:t>主動契合國家淨零碳排政策導向，基底原料全數導入 格外品柑橘果皮冷壓循環萃取精油（鎖定淨零碳排賽道），建立兼具成本優勢與 ESG 議題包裝之品牌壁壘。團隊確立嚴謹商業推進日程：第 6 週完成校內快閃盲測驗證，第 12 週產出教育部 U-Start 計畫書，以實質獲利數據與具備商業擴展性的企劃案，全力爭取最高額創業補助金。</w:t>
+        <w:t>依循課堂價值主張推導公式：能為高壓簡報與 Pitch 團隊解決台上緊張卡頓與頻繁按筆問題，獲得指揮家般優雅流暢控場力，實現順利拿下千萬商業訂單的嚮往未來。全組確立嚴謹商業推進時程表，排定於第 6 週前取得 5 家新創團隊實測付費意向書（LOI），並於第 12 週前完成教育部 U-Start 商業計畫書撰寫，以清晰的單位經濟模型與高定價防禦力，全力爭取最高額創業補助金。</w:t>
       </w:r>
     </w:p>
     <w:p>
@@ -420,7 +452,7 @@
           <w:i w:val="0"/>
           <w:sz w:val="28"/>
         </w:rPr>
-        <w:t>四、課堂實作對標：第一性原理推演與競品真空分析矩陣</w:t>
+        <w:t>四、課堂實作對標：12 品牌原型與「以終為始」價值主張對標矩陣</w:t>
       </w:r>
     </w:p>
     <w:p>
@@ -436,7 +468,7 @@
           <w:i w:val="0"/>
           <w:sz w:val="24"/>
         </w:rPr>
-        <w:t>本章節嚴格對標本週課堂第一性原理四大步驟（選擇/分析/比較/創意）與合格 TA 檢驗模型，將《AURA LAB：智慧情緒調香快閃終端》與市場現存方案進行橫向真空交叉比對，提煉不可複製之核心護城河：</w:t>
+        <w:t>本章節嚴格對標本週課堂品牌行銷方法論（12品牌原型擬人化/突破雜訊命名三大原則/HAMP Slogan/以終為始公式），將《【慧演 Hui Yan】：智慧手勢控場演講手套》與市場現存方案進行橫向真空交叉比對，提煉不可複製之核心護城河：</w:t>
       </w:r>
     </w:p>
     <w:tbl>
@@ -457,7 +489,7 @@
         <w:tc>
           <w:tcPr>
             <w:tcW w:type="dxa" w:w="1872"/>
-            <w:shd w:fill="2D3748"/>
+            <w:shd w:fill="1E3A8A"/>
             <w:tcBorders>
               <w:top w:val="single" w:sz="4" w:space="0" w:color="CBD5E1"/>
               <w:left w:val="single" w:sz="4" w:space="0" w:color="CBD5E1"/>
@@ -485,7 +517,7 @@
         <w:tc>
           <w:tcPr>
             <w:tcW w:type="dxa" w:w="1872"/>
-            <w:shd w:fill="2D3748"/>
+            <w:shd w:fill="1E3A8A"/>
             <w:tcBorders>
               <w:top w:val="single" w:sz="4" w:space="0" w:color="CBD5E1"/>
               <w:left w:val="single" w:sz="4" w:space="0" w:color="CBD5E1"/>
@@ -506,14 +538,14 @@
                 <w:color w:val="FFFFFF"/>
                 <w:sz w:val="20"/>
               </w:rPr>
-              <w:t>AURA LAB 快閃終端</w:t>
+              <w:t>【慧演】演講手套</w:t>
             </w:r>
           </w:p>
         </w:tc>
         <w:tc>
           <w:tcPr>
             <w:tcW w:type="dxa" w:w="1728"/>
-            <w:shd w:fill="2D3748"/>
+            <w:shd w:fill="1E3A8A"/>
             <w:tcBorders>
               <w:top w:val="single" w:sz="4" w:space="0" w:color="CBD5E1"/>
               <w:left w:val="single" w:sz="4" w:space="0" w:color="CBD5E1"/>
@@ -534,14 +566,14 @@
                 <w:color w:val="FFFFFF"/>
                 <w:sz w:val="20"/>
               </w:rPr>
-              <w:t>傳統專櫃香水</w:t>
+              <w:t>傳統手持簡報筆</w:t>
             </w:r>
           </w:p>
         </w:tc>
         <w:tc>
           <w:tcPr>
             <w:tcW w:type="dxa" w:w="1728"/>
-            <w:shd w:fill="2D3748"/>
+            <w:shd w:fill="1E3A8A"/>
             <w:tcBorders>
               <w:top w:val="single" w:sz="4" w:space="0" w:color="CBD5E1"/>
               <w:left w:val="single" w:sz="4" w:space="0" w:color="CBD5E1"/>
@@ -562,14 +594,14 @@
                 <w:color w:val="FFFFFF"/>
                 <w:sz w:val="20"/>
               </w:rPr>
-              <w:t>實體手作調香教室</w:t>
+              <w:t>投影片跳頁踏板</w:t>
             </w:r>
           </w:p>
         </w:tc>
         <w:tc>
           <w:tcPr>
             <w:tcW w:type="dxa" w:w="1829"/>
-            <w:shd w:fill="2D3748"/>
+            <w:shd w:fill="1E3A8A"/>
             <w:tcBorders>
               <w:top w:val="single" w:sz="4" w:space="0" w:color="CBD5E1"/>
               <w:left w:val="single" w:sz="4" w:space="0" w:color="CBD5E1"/>
@@ -590,7 +622,7 @@
                 <w:color w:val="FFFFFF"/>
                 <w:sz w:val="20"/>
               </w:rPr>
-              <w:t>線上心理測驗 App</w:t>
+              <w:t>智慧手錶手勢控制</w:t>
             </w:r>
           </w:p>
         </w:tc>
@@ -619,14 +651,14 @@
                 <w:i w:val="0"/>
                 <w:sz w:val="19"/>
               </w:rPr>
-              <w:t>核心第一性原理真理</w:t>
+              <w:t>品牌原型擬人化</w:t>
             </w:r>
           </w:p>
         </w:tc>
         <w:tc>
           <w:tcPr>
             <w:tcW w:type="dxa" w:w="1872"/>
-            <w:shd w:fill="EDF2F7"/>
+            <w:shd w:fill="EFF6FF"/>
             <w:tcBorders>
               <w:top w:val="single" w:sz="4" w:space="0" w:color="CBD5E1"/>
               <w:left w:val="single" w:sz="4" w:space="0" w:color="CBD5E1"/>
@@ -646,7 +678,7 @@
                 <w:i w:val="0"/>
                 <w:sz w:val="19"/>
               </w:rPr>
-              <w:t>3分鐘即時情緒外化與香調交付</w:t>
+              <w:t>魔術師 ✕ 智者（隱形賦能）</w:t>
             </w:r>
           </w:p>
         </w:tc>
@@ -673,7 +705,7 @@
                 <w:i w:val="0"/>
                 <w:sz w:val="19"/>
               </w:rPr>
-              <w:t>品牌溢價/身份地位象徵</w:t>
+              <w:t>凡夫俗子（平淡無奇工具）</w:t>
             </w:r>
           </w:p>
         </w:tc>
@@ -700,7 +732,7 @@
                 <w:i w:val="0"/>
                 <w:sz w:val="19"/>
               </w:rPr>
-              <w:t>深度匠人手作沉浸體驗</w:t>
+              <w:t>凡夫俗子（操作負擔笨重）</w:t>
             </w:r>
           </w:p>
         </w:tc>
@@ -727,7 +759,7 @@
                 <w:i w:val="0"/>
                 <w:sz w:val="19"/>
               </w:rPr>
-              <w:t>瞬時娛樂心理測驗反饋</w:t>
+              <w:t>創造者（高門檻功能繁雜）</w:t>
             </w:r>
           </w:p>
         </w:tc>
@@ -756,14 +788,14 @@
                 <w:i w:val="0"/>
                 <w:sz w:val="19"/>
               </w:rPr>
-              <w:t>目標客群 TA 合格度</w:t>
+              <w:t>命名與突破雜訊</w:t>
             </w:r>
           </w:p>
         </w:tc>
         <w:tc>
           <w:tcPr>
             <w:tcW w:type="dxa" w:w="1872"/>
-            <w:shd w:fill="EDF2F7"/>
+            <w:shd w:fill="EFF6FF"/>
             <w:tcBorders>
               <w:top w:val="single" w:sz="4" w:space="0" w:color="CBD5E1"/>
               <w:left w:val="single" w:sz="4" w:space="0" w:color="CBD5E1"/>
@@ -783,7 +815,7 @@
                 <w:i w:val="0"/>
                 <w:sz w:val="19"/>
               </w:rPr>
-              <w:t>具直接小額購買權+社群影響力</w:t>
+              <w:t>【慧演】雙字/會演與慧眼雙諧音</w:t>
             </w:r>
           </w:p>
         </w:tc>
@@ -810,7 +842,7 @@
                 <w:i w:val="0"/>
                 <w:sz w:val="19"/>
               </w:rPr>
-              <w:t>高預算客群/受櫃姐推銷壓力</w:t>
+              <w:t>純規格名/無品牌情感連接</w:t>
             </w:r>
           </w:p>
         </w:tc>
@@ -837,7 +869,7 @@
                 <w:i w:val="0"/>
                 <w:sz w:val="19"/>
               </w:rPr>
-              <w:t>需高額時間與金錢預算</w:t>
+              <w:t>功能描述名/毫無記憶點</w:t>
             </w:r>
           </w:p>
         </w:tc>
@@ -864,7 +896,7 @@
                 <w:i w:val="0"/>
                 <w:sz w:val="19"/>
               </w:rPr>
-              <w:t>零付費門檻但缺乏實體部署權</w:t>
+              <w:t>通用科技名/缺乏專注場景</w:t>
             </w:r>
           </w:p>
         </w:tc>
@@ -893,14 +925,14 @@
                 <w:i w:val="0"/>
                 <w:sz w:val="19"/>
               </w:rPr>
-              <w:t>不可妥協 Must-haves</w:t>
+              <w:t>HAMP 標語效益</w:t>
             </w:r>
           </w:p>
         </w:tc>
         <w:tc>
           <w:tcPr>
             <w:tcW w:type="dxa" w:w="1872"/>
-            <w:shd w:fill="EDF2F7"/>
+            <w:shd w:fill="EFF6FF"/>
             <w:tcBorders>
               <w:top w:val="single" w:sz="4" w:space="0" w:color="CBD5E1"/>
               <w:left w:val="single" w:sz="4" w:space="0" w:color="CBD5E1"/>
@@ -920,7 +952,7 @@
                 <w:i w:val="0"/>
                 <w:sz w:val="19"/>
               </w:rPr>
-              <w:t>秒級快篩+專屬籤詩+零故障率</w:t>
+              <w:t>優雅手勢(H)+千萬訂單(M)</w:t>
             </w:r>
           </w:p>
         </w:tc>
@@ -947,7 +979,7 @@
                 <w:i w:val="0"/>
                 <w:sz w:val="19"/>
               </w:rPr>
-              <w:t>香氣持久+奢華瓶身設計</w:t>
+              <w:t>遙控投影片/無效益承諾</w:t>
             </w:r>
           </w:p>
         </w:tc>
@@ -974,7 +1006,7 @@
                 <w:i w:val="0"/>
                 <w:sz w:val="19"/>
               </w:rPr>
-              <w:t>專業調香師一對一耗時指導</w:t>
+              <w:t>解放雙手/無形象金錢利益</w:t>
             </w:r>
           </w:p>
         </w:tc>
@@ -1001,7 +1033,7 @@
                 <w:i w:val="0"/>
                 <w:sz w:val="19"/>
               </w:rPr>
-              <w:t>趣味題型/無實體氣味載體</w:t>
+              <w:t>隨心揮舞/易誤觸缺乏信任</w:t>
             </w:r>
           </w:p>
         </w:tc>
@@ -1030,14 +1062,14 @@
                 <w:i w:val="0"/>
                 <w:sz w:val="19"/>
               </w:rPr>
-              <w:t>競品真空與 AI 創新</w:t>
+              <w:t>以終為始價值主張</w:t>
             </w:r>
           </w:p>
         </w:tc>
         <w:tc>
           <w:tcPr>
             <w:tcW w:type="dxa" w:w="1872"/>
-            <w:shd w:fill="EDF2F7"/>
+            <w:shd w:fill="EFF6FF"/>
             <w:tcBorders>
               <w:top w:val="single" w:sz="4" w:space="0" w:color="CBD5E1"/>
               <w:left w:val="single" w:sz="4" w:space="0" w:color="CBD5E1"/>
@@ -1057,7 +1089,7 @@
                 <w:i w:val="0"/>
                 <w:sz w:val="19"/>
               </w:rPr>
-              <w:t>AI情緒算力+熱感私域閉環真空</w:t>
+              <w:t>消滅卡頓緊張/拿下千萬訂單</w:t>
             </w:r>
           </w:p>
         </w:tc>
@@ -1084,7 +1116,7 @@
                 <w:i w:val="0"/>
                 <w:sz w:val="19"/>
               </w:rPr>
-              <w:t>無數據沉澱/重資本存貨壓力</w:t>
+              <w:t>需手持按鍵/易分心緊張</w:t>
             </w:r>
           </w:p>
         </w:tc>
@@ -1111,7 +1143,7 @@
                 <w:i w:val="0"/>
                 <w:sz w:val="19"/>
               </w:rPr>
-              <w:t>難以規模化/坪效極低</w:t>
+              <w:t>固定於講台地面/限制走動</w:t>
             </w:r>
           </w:p>
         </w:tc>
@@ -1138,7 +1170,7 @@
                 <w:i w:val="0"/>
                 <w:sz w:val="19"/>
               </w:rPr>
-              <w:t>充斥同質化/極易被複製取代</w:t>
+              <w:t>需盯手錶螢幕/打斷眼神接觸</w:t>
             </w:r>
           </w:p>
         </w:tc>
@@ -1157,7 +1189,7 @@
           <w:i w:val="0"/>
           <w:sz w:val="24"/>
         </w:rPr>
-        <w:t>(一) 第一性原理重構單位利潤模型與成本剪枝</w:t>
+        <w:t>(一) 穿透合格 TA 三要素：高預算賽道定位與商業高毛利</w:t>
       </w:r>
     </w:p>
     <w:p>
@@ -1173,7 +1205,7 @@
           <w:i w:val="0"/>
           <w:sz w:val="21"/>
         </w:rPr>
-        <w:t>運用第一性原理拆解商業結構，我們認清快閃專案成功的命脈在於「極短投資回收期」。將終端設備成本由 42,000 元暴砍至 3,800 元以內，讓整體資產負債表極度輕量化。如同 Musk 重新精算電池原料成本，我們消除了沉重的折舊包袱，使每筆 150～200 元之單次體驗具備高達 75% 的毛利率，奠定了極其健康的單位經濟效益基礎。</w:t>
+        <w:t>商業定位上嚴格落實合格 TA 三要素審查：揚棄學生低價紅海，精準鎖定商務高壓簡報者與 Pitch 團隊。目標客群擁有充足企業預算與為勝率買單之「購買權力」，且單套定價 2,500～3,500 元可帶來超過 70% 的高毛利率。便攜手套賦予個人與企業即插即用之「部署權力」，為專案提供了極其健康的單位經濟效益與快速回本週期。</w:t>
       </w:r>
     </w:p>
     <w:p>
@@ -1189,7 +1221,7 @@
           <w:i w:val="0"/>
           <w:sz w:val="24"/>
         </w:rPr>
-        <w:t>(二) 貫徹合格 TA 商業要素與猶太商道高毛利模型</w:t>
+        <w:t>(二) 突破雜訊命名【慧演】與 H+M 法則之商業傳播飛輪</w:t>
       </w:r>
     </w:p>
     <w:p>
@@ -1205,7 +1237,7 @@
           <w:i w:val="0"/>
           <w:sz w:val="21"/>
         </w:rPr>
-        <w:t>AURA LAB 嚴格扣合合格 TA 之實質購買力與影響力傳播，並精準賦能快閃市集主辦方透過便攜終端引流之部署權限。這完美落實了猶太商道鎖定女性情感消費支配權、注重高價值體驗以及高頻精神慰藉的商戰心法，成功將一次性體驗昇華為持續性的生活風格品牌，避開了低價競逐的紅海死局。</w:t>
+        <w:t>【慧演】命名短小精練，具備「會演」與「慧眼」之雙重商務諧音，大幅降低獲客成本（CAC）。Slogan 導入 HAMP 效益法則：「用指揮家般的優雅手勢（H），拿下千萬級別的商業訂單（M）」，直接向投資人承諾可量化之商業回報。高記憶度命名結合高利益承諾，在創投圈引爆自發性口碑裂變，形成零成本之商務轉介紹飛輪。</w:t>
       </w:r>
     </w:p>
     <w:p>
@@ -1221,7 +1253,7 @@
           <w:i w:val="0"/>
           <w:sz w:val="24"/>
         </w:rPr>
-        <w:t>(三) 「AI 是 Must」之私域沉澱機制與 U-Start 商業進程</w:t>
+        <w:t>(三) 「以終為始」公式構建商業閉環與 U-Start 推進計畫</w:t>
       </w:r>
     </w:p>
     <w:p>
@@ -1237,7 +1269,7 @@
           <w:i w:val="0"/>
           <w:sz w:val="21"/>
         </w:rPr>
-        <w:t>對標課堂 AI 規範，AURA LAB 絕非口號宣傳，而是將 AI 情緒運算作為導流至 LINE 私域流量的核心轉化工具。我們嚴格排定於第 6 週前完成校園快閃人流與真實付費意願盲測，並於第 12 週前產出具備商業競爭力之 U-Start 創業企劃書，以經過市場檢驗的真實營收數據構築無懈可擊的商業閉環。</w:t>
+        <w:t>對標課堂價值主張公式：為 Pitch 團隊解決緊張卡頓，獲得流暢控場力，實現拿下千萬商業訂單之嚮往未來。團隊已排定在第 6 週前取得 5 家新創團隊實測付費意向書（LOI），並於第 12 週前完成教育部 U-Start 創業計畫書撰寫，以清晰的財務預測與高溢價品牌定位，全力爭取最高額創業補助金。</w:t>
       </w:r>
     </w:p>
     <w:sectPr>
@@ -1267,7 +1299,7 @@
         <w:color w:val="64748B"/>
         <w:sz w:val="18"/>
       </w:rPr>
-      <w:t>課程名稱：創業0到2的思維與實作　　筆記課程主題：第一性原理思考、TA精準定位與創新商業實演　　授課老師：姚長安 老師</w:t>
+      <w:t>課程名稱：創業0到2的思維與實作　　筆記課程主題：行銷定位、12品牌原型、命名降噪與價值主張　　授課老師：姚長安 老師</w:t>
     </w:r>
   </w:p>
   <w:p>

--- a/downloads/互動三_113AC1025_組員C.docx
+++ b/downloads/互動三_113AC1025_組員C.docx
@@ -1297,9 +1297,9 @@
         <w:b w:val="0"/>
         <w:i w:val="0"/>
         <w:color w:val="64748B"/>
-        <w:sz w:val="18"/>
-      </w:rPr>
-      <w:t>課程名稱：創業0到2的思維與實作　　筆記課程主題：行銷定位、12品牌原型、命名降噪與價值主張　　授課老師：姚長安 老師</w:t>
+        <w:sz w:val="17"/>
+      </w:rPr>
+      <w:t>課程名稱：創業0到2的思維與實作  筆記課程主題：12品牌原型、命名降噪與價值主張  授課老師：姚長安 老師</w:t>
     </w:r>
   </w:p>
   <w:p>
@@ -1313,9 +1313,9 @@
         <w:b w:val="0"/>
         <w:i w:val="0"/>
         <w:color w:val="64748B"/>
-        <w:sz w:val="18"/>
-      </w:rPr>
-      <w:t>學生姓名：組員C（互動設計系三年級）　　學號：113AC1025　　學校：國立臺北科技大學</w:t>
+        <w:sz w:val="17"/>
+      </w:rPr>
+      <w:t>學生姓名：組員C（互動設計系三年級）  學號：113AC1025  學校：國立臺北科技大學</w:t>
     </w:r>
   </w:p>
 </w:hdr>

--- a/downloads/互動三_113AC1025_組員C.docx
+++ b/downloads/互動三_113AC1025_組員C.docx
@@ -15,7 +15,7 @@
           <w:i w:val="0"/>
           <w:sz w:val="32"/>
         </w:rPr>
-        <w:t>創業品牌行銷實務：從地鐵小提琴實驗、12品牌原型到「以終為始」價值主張推導</w:t>
+        <w:t>創業簡報與說服架構：從首因效應、S.U.L.O. 訴說公式到峰終定律與行動呼籲實戰</w:t>
       </w:r>
     </w:p>
     <w:p>
@@ -47,7 +47,7 @@
           <w:i w:val="0"/>
           <w:sz w:val="28"/>
         </w:rPr>
-        <w:t>1. 商業價值重於產品本質：紐約地鐵小提琴實驗之商戰啟示</w:t>
+        <w:t>1. 商業 Pitch 之首因效應：60 秒資本注意力爭奪戰</w:t>
       </w:r>
     </w:p>
     <w:p>
@@ -63,7 +63,7 @@
           <w:i w:val="0"/>
           <w:sz w:val="24"/>
         </w:rPr>
-        <w:t>課堂直擊新創團隊常踩之「過度投資產品研發卻輕忽商業包裝」致命盲點。紐約地鐵小提琴實驗展現了極端商業落差：頂級音樂家使用價值三百萬美元的傳世名琴，在高端音樂廳創造數百美元高客單價，但在地鐵通道演出卻僅得三十餘元微薄收入。這證實了商業變現的核心定律：產品毛利與估值並不單由生產成本決定，而是極度依賴於目標場景、品牌舞台與定價行銷策略。</w:t>
+        <w:t>在創投路演的高壓賽道中，前 5 秒決定投資人是否放下手機抬頭，30 秒決定是否持續跟進，前 60 秒即已鎖定整場會議之主觀定調（首因效應）。以「大家好、我是創辦人、請看目錄」之平庸開場，等同將獲客成本（CAC）推向無限大。商業 Pitch 必須在開局 60 秒內釋放最高能量之市場缺口信號，一舉奪得投資人與評審的資本注意力。</w:t>
       </w:r>
     </w:p>
     <w:p>
@@ -79,7 +79,7 @@
           <w:i w:val="0"/>
           <w:sz w:val="28"/>
         </w:rPr>
-        <w:t>2. 目標受眾商務審查法則：合格 TA 三要素與品牌外溢溢價</w:t>
+        <w:t>2. 開局說服公式：S.U.L.O. 資本模型與自我參照損失規避</w:t>
       </w:r>
     </w:p>
     <w:p>
@@ -95,7 +95,7 @@
           <w:i w:val="0"/>
           <w:sz w:val="24"/>
         </w:rPr>
-        <w:t>商業客群定位切忌貪心涵蓋大眾，否則將導致行銷預算嚴重浪費。合格 TA 審核必須具備三大黃金指標：具備直接簽約付款之「購買權力」；握有場域實質導入決定權之「部署權力（Deploy）」；具備足夠市場付費規模之「有價值群體」。TA層級決定定價與溝通語言，學生喜諧音梗，企業主重專業信用；極致分眾能觸發外溢效益，如非專業跑者亦願為Nike品牌溢價買單。</w:t>
+        <w:t>商務說服的第一原則是首句必有「你」，藉自我參照效應將投資人置入利益局中。運用 S.U.L.O. 訴說公式（S 資本損失、U 您的痛點、L 缺失拼圖、O 收益對比）結合 P.R.O. 架構，深度誘發「損失規避」心理。在投資人眼中，錯失獨角獸市場或蒙受高額營運損失的痛感，遠勝一般回報承諾，能瞬間點燃其防禦性下注渴望。</w:t>
       </w:r>
     </w:p>
     <w:p>
@@ -111,7 +111,7 @@
           <w:i w:val="0"/>
           <w:sz w:val="28"/>
         </w:rPr>
-        <w:t>3. 企業擬人化資產：12 品牌原型與單一原型獲利策略</w:t>
+        <w:t>3. 信任資產定錨：權威背書、現場示範掌控與破除知識詛咒</w:t>
       </w:r>
     </w:p>
     <w:p>
@@ -127,7 +127,7 @@
           <w:i w:val="0"/>
           <w:sz w:val="24"/>
         </w:rPr>
-        <w:t>品牌是客戶對企業履約能力之長期信用資產，擬人化能大幅降低信任獲取成本，且每家企業只能專注於單一原型。課堂盤點12原型特徵：英雄（使命必達）、創造者（工具複雜反而抬高使用成本）、凡夫俗子（平價普及高周轉）、魔術師（如迪士尼/Dyson，隱藏背後研發重資本以創造超額品牌溢價）、智者（知識權威）、探險家、天真者、情人與小丑等定位之商業邏輯。</w:t>
+        <w:t>硬核市場數據能引爆資本從眾效應，引用頂尖智庫或米爾格倫等權威研究能快速沉澱商業信任。針對商務道具演示，課堂指出關鍵禁忌：產品必須由創始人現場行雲流水示範，切莫讓評審親試以免因流程不熟干擾評估節奏。創業者更要跨越「知識的詛咒」，切忌沉迷技術細節，而要用商業故事清晰勾勒變現邏輯。</w:t>
       </w:r>
     </w:p>
     <w:p>
@@ -143,7 +143,7 @@
           <w:i w:val="0"/>
           <w:sz w:val="28"/>
         </w:rPr>
-        <w:t>4. 流量成本攀升下的突破雜訊命名三大原則</w:t>
+        <w:t>4. 競品防禦護城河：「3 的原則」與創造 100% 商業閉合感</w:t>
       </w:r>
     </w:p>
     <w:p>
@@ -159,7 +159,7 @@
           <w:i w:val="0"/>
           <w:sz w:val="24"/>
         </w:rPr>
-        <w:t>面對媒體環境從廣播壟斷演變為社群極度碎片化，獲客成本（CAC）大幅攀升。突破資訊雜訊須落實三大命名原則：第一是「容易識別」，名稱須極短且一秒說清價值，杜絕冗長難念的外文（如「老屋放心專家」以極低認知成本換取千萬訂單）；第二是「容易連接」，以色彩心理觸發感官轉換；第三是「減少雜訊」，砍除冗餘行銷元素以提升品牌傳播純度。</w:t>
+        <w:t>基於人類決策心智容量（4±1），商業競品分析應精煉落實「3 的原則」。列舉 3 個現存同業龍頭，挑出其商業模式中最致命之單一痛點，並證明我方模式能 100% 實現閉環。這種高「閉合感」能讓投資人看見明確的市場替代空間，使專案獲得投資之機率提升逾一倍，並大幅拉抬商業訂單客單價與付費轉換率。</w:t>
       </w:r>
     </w:p>
     <w:p>
@@ -175,7 +175,7 @@
           <w:i w:val="0"/>
           <w:sz w:val="28"/>
         </w:rPr>
-        <w:t>5. 轉換率優化工程：視覺降噪、色彩引導與字型提升 35%</w:t>
+        <w:t>5. 退出機制與峰終定律：丹尼爾·卡尼曼記憶定錨與終極 CTA</w:t>
       </w:r>
     </w:p>
     <w:p>
@@ -191,7 +191,7 @@
           <w:i w:val="0"/>
           <w:sz w:val="24"/>
         </w:rPr>
-        <w:t>商業頁面必須嚴格落實視覺降噪，清除次要視覺干擾以確保購買路徑通暢。色彩規劃建議以純白為極致降噪背景，搭配單一高對比品牌主色驅動點擊。研究數據指出恰當字型能拉動商業轉換率增長高達 35%，關鍵在於提案必須提出清晰的「說明理由」。團隊可導入 100font 等資源庫，選用能提升商務信任感與客單價之優質字型資產。</w:t>
+        <w:t>諾貝爾獎得主丹尼爾·卡尼曼提出的「峰終定律」，揭示投資決策極度依賴於路演高峰與結尾印記。若在句末說出軟弱的「謝謝大家」，無異於主動暴露破綻等待刁難。結尾必須拋出無法拒絕且極具號召力的商業 CTA，並奉上如已提交專利保護、戰略合作簽署等意料之外的重大商業驚喜，為路演畫上無可挑剔之句點。</w:t>
       </w:r>
     </w:p>
     <w:p>
@@ -207,7 +207,7 @@
           <w:i w:val="0"/>
           <w:sz w:val="28"/>
         </w:rPr>
-        <w:t>6. 價值變現之 HAMP 法則與「以終為始」推演架構</w:t>
+        <w:t>6. 商戰心理學基石：損失規避、卡內基租金談判與批判思考</w:t>
       </w:r>
     </w:p>
     <w:p>
@@ -223,7 +223,7 @@
           <w:i w:val="0"/>
           <w:sz w:val="24"/>
         </w:rPr>
-        <w:t>商業 Pitch 與 Slogan 拒絕抽象形容詞，應依據 HAMP 框架給予確定承諾：H（形象外在）、A（短時間見效）、R/P（關係鏈結）與 M（實質金錢利潤如斬獲千萬商業訂單）。更須鏈結「以終為始」價值主張推導公式：為【目標客戶】消除【經營痛點】＝贏得【痛點相反的獲利優勢】＝抵達【渴望的商業未來】。以此公式構建不可撼動之商業計畫書邏輯閉環。</w:t>
+        <w:t>商戰談判本質是心理博弈：損失規避驗證了風險防堵在招商中的超額引流力；卡內基溝通法則（如談判租金實例）揭示唯有聚焦對方實質利益方能達成交易；米爾格倫電擊實驗（65% 盲目服從）更警示創業者：切勿迷信風口與權威投資人偏好，必須保持獨立批判思維，以扎實數據驗證商業模式真偽。</w:t>
       </w:r>
     </w:p>
     <w:p>
@@ -255,7 +255,7 @@
           <w:i w:val="0"/>
           <w:sz w:val="24"/>
         </w:rPr>
-        <w:t>從商業營運與創業 Pitch 的視角審視這堂課，姚長安老師所講授的品牌行銷實務，精準擊中了早期創業團隊在商業定位上的致命痛點！過去在規劃專案商業模式時，我們常陷入「18至65歲大眾市場」的空泛幻想，企圖滿足所有人卻誰也抓不住。老師提出的「合格 TA 三大原則（購買權、部署權、有價值群體）」，如同一把手術刀切開了偽市場：唯有鎖定具備直接付費與推行權力的高價值族群，專案才具備可持續的造血能力與足夠的毛利空間。</w:t>
+        <w:t>從商業運營與創投 Pitch 的角度剖析，姚長安老師這堂創業簡報架構課，精準命中了早期創業團隊在商業路演時的致命軟肋！過去撰寫商業計畫書與簡報時，我們常陷入「全能市場」的貪婪，在目錄頁列出冗長大綱，開場前一分鐘全在浪費投資人的資本耐心。老師提出的首因效應與 S.U.L.O. 訴說公式，如同一記重拳：第一句話必須讓投資人看到潛在的「資本損失」，以損失規避心理引發防禦性下注渴望，瞬間奠定路演的強勢主導權。</w:t>
       </w:r>
     </w:p>
     <w:p>
@@ -271,7 +271,7 @@
           <w:i w:val="0"/>
           <w:sz w:val="24"/>
         </w:rPr>
-        <w:t>此外，HAMP 法則與「以終為始」推導公式，更是重構商業計畫書的核心武器。過去的 Slogan 充斥著「創新、智慧、引領」等空洞詞彙，對投資人毫無吸引力；而結合形象提升（H）與金錢成果（M）的精準承諾，能在一分鐘內擊穿投資人心理防線。藉由將品牌擬人化為「魔術師」，我們不再賤賣硬體規格，而是販售「拿下千萬商業訂單」的溢價未來。精準的命名降噪與高轉換率字型策略，讓早期新創能以極低獲客成本穿透資訊雜訊，在專題商戰中築起難以跨越的護城河！</w:t>
+        <w:t>更具商業震撼力的是中段「3 的原則創造 100% 閉合感」以及丹尼爾·卡尼曼的「峰終定律」。精選 3 大競品痛點並由自身產品完美閉合，能使專案被選中的機率翻倍，並顯著拉抬客戶付費意願；而結尾徹底消滅軟弱無力的「謝謝大家」，轉化為讓評審無法拒絕、引導其主動投射讚美的商業合作 CTA，並奉上專利與通路意向之意外驚喜。這套心理學說服模型，正是早期新創在資本寒冬中殺出重圍的最高護城河！</w:t>
       </w:r>
     </w:p>
     <w:p>
@@ -303,7 +303,7 @@
           <w:i w:val="0"/>
           <w:sz w:val="24"/>
         </w:rPr>
-        <w:t>目前我與組員正進行大三專案《【慧演 Hui Yan】：智慧手勢控場演講手套》研發。若時間重來，結合本週品牌行銷與產品哲學，我們以【商業營運 (Business/Model)】視角做出四大重構：</w:t>
+        <w:t>目前我與組員正進行大三專案《【慧演 Hui Yan】：智慧手勢控場演講手套》（對標課堂第 3 組專案）。若時間重來，結合本週簡報說服架構與心理學機制，我們以【商業營運 (Business/Model)】視角做出四大重構：</w:t>
       </w:r>
     </w:p>
     <w:p>
@@ -319,7 +319,7 @@
           <w:i w:val="0"/>
           <w:sz w:val="28"/>
         </w:rPr>
-        <w:t>1. 穿透合格 TA 商業三要素：精準定錨商務高預算賽道，避開學生低價紅海</w:t>
+        <w:t>1. 重構 60 秒資本首因效應：S.U.L.O. 訴說公式誘發損失規避</w:t>
       </w:r>
     </w:p>
     <w:p>
@@ -335,7 +335,7 @@
           <w:i w:val="0"/>
           <w:sz w:val="24"/>
         </w:rPr>
-        <w:t>若時間重來，商業規劃上我會果斷拒絕將 TA 定義為「大專院校學生」。嚴格檢驗合格 TA 三原則：鎖定 高壓簡報者、創業 Pitch 團隊與商務演講者（具直接購買與部署權利）。這群人擁有企業報帳與追求演講勝率的實質「購買權力」，且單次 Pitch 往往牽動數百萬募資，具備極高客單價承受力；同時手套體積小便於攜帶，主辦方與個人皆具「部署權力」，徹底避開學生市場付費意願低的死局。</w:t>
+        <w:t>若時間重來，在商業路演開場我絕不再浪費時間逐頁宣讀目錄大綱。首句運用自我參照效應直擊投資人利益：「您是否曾眼睜睜看著具備千萬潛力的團隊，因台上簡報卡頓而痛失商業融資？」（S.U.L.O. 公式）。以錯失獨角獸市場之恐懼引發防禦性下注渴望，在開局 60 秒內強勢鎖定資本注意力。</w:t>
       </w:r>
     </w:p>
     <w:p>
@@ -351,7 +351,7 @@
           <w:i w:val="0"/>
           <w:sz w:val="28"/>
         </w:rPr>
-        <w:t>2. 運用 HAMP 效益法則重構商業 Pitch：形象（H）結合千萬訂單利益（M）</w:t>
+        <w:t>2. 商務道具展示風控：團隊現場掌控演示，確保商業節奏完美</w:t>
       </w:r>
     </w:p>
     <w:p>
@@ -367,7 +367,7 @@
           <w:i w:val="0"/>
           <w:sz w:val="24"/>
         </w:rPr>
-        <w:t>徹底揚棄功能堆疊式的商業簡報，運用 H+M 法則打造高轉化標語：「用指揮家般的優雅手勢（H），拿下千萬級別的商業訂單（M）」。在向天使投資人提案時，我們不再耗時解釋加速度感測器原理，而是直接訴求：戴上慧演能讓團隊在 3 分鐘 Pitch 中展現頂級優雅氣場，提升 40% 投資人信任度，將原本充滿變數的台上簡報轉化為贏得千萬商業合約的致勝武器。</w:t>
+        <w:t>嚴格貫徹課堂商務演示準則：產品絕不遞給投資人試玩，以防流程不順打斷商業節奏。由團隊在台上親自展示【慧演】手套之無延遲控場，以指揮家般的從容姿態印證人機成熟度。將研發重資本在背後完美隱形，既展現了產品的高溢價商業空間，又確保路演全程維持最高能量的商業氣場。</w:t>
       </w:r>
     </w:p>
     <w:p>
@@ -383,7 +383,7 @@
           <w:i w:val="0"/>
           <w:sz w:val="28"/>
         </w:rPr>
-        <w:t>3. 突破雜訊之高毛利商業模式：雙重諧音【慧演】引爆商務圈自發口碑裂變</w:t>
+        <w:t>3. 競品防禦「3 的原則」：精準攻克 3 大市場痛點，創造 100% 閉合</w:t>
       </w:r>
     </w:p>
     <w:p>
@@ -399,7 +399,7 @@
           <w:i w:val="0"/>
           <w:sz w:val="24"/>
         </w:rPr>
-        <w:t>命名為【慧演】具備極低認知阻力，極易在商界領袖與創投圈口耳相傳。商業模式採「硬體高毛利銷售＋企業演講培訓採購」雙輪驅動：單套硬體毛利率高達 70% 以上，並與商務簡報顧問公司跨界聯名，將手套作為高階主管發表會之標準配備，創造零獲客成本（Zero CAC）的自然商務轉介紹飛輪。</w:t>
+        <w:t>遵循心智決策模型，商戰競品分析鎖定 3 大龍頭：簡報筆規格平淡無溢價、踏板場景侷限難規模化、智慧手錶功能繁雜客單價過高。【慧演】手套精準切入高壓演講利基賽道，以 100% 痛點閉合度創造雙倍採納機率，支撐單套 2,500～3,500 元、毛利率超過 70% 的超額商業回報。</w:t>
       </w:r>
     </w:p>
     <w:p>
@@ -415,7 +415,7 @@
           <w:i w:val="0"/>
           <w:sz w:val="28"/>
         </w:rPr>
-        <w:t>4. 「以終為始」公式構建投資論述：推進期末競賽與 U-Start 補助藍圖</w:t>
+        <w:t>4. 峰終定律與無法拒絕之商業 CTA：奉上專利驚喜，終結「謝謝大家」</w:t>
       </w:r>
     </w:p>
     <w:p>
@@ -431,7 +431,7 @@
           <w:i w:val="0"/>
           <w:sz w:val="24"/>
         </w:rPr>
-        <w:t>依循課堂價值主張推導公式：能為高壓簡報與 Pitch 團隊解決台上緊張卡頓與頻繁按筆問題，獲得指揮家般優雅流暢控場力，實現順利拿下千萬商業訂單的嚮往未來。全組確立嚴謹商業推進時程表，排定於第 6 週前取得 5 家新創團隊實測付費意向書（LOI），並於第 12 週前完成教育部 U-Start 商業計畫書撰寫，以清晰的單位經濟模型與高定價防禦力，全力爭取最高額創業補助金。</w:t>
+        <w:t>路演結尾依據丹尼爾·卡尼曼峰終定律定錨，徹底剷除軟弱的「謝謝大家」。在締造商業震撼後奉上關鍵驚喜：「我們已完成專利佈局與 5 家新創團隊採購意向書（LOI），具備明確商業護城河！」最後提出無法拒絕的商業合作 CTA：「請加入我們，攜手顛覆全球高壓簡報市場，拿下千萬商業訂單！</w:t>
       </w:r>
     </w:p>
     <w:p>
@@ -452,7 +452,7 @@
           <w:i w:val="0"/>
           <w:sz w:val="28"/>
         </w:rPr>
-        <w:t>四、課堂實作對標：12 品牌原型與「以終為始」價值主張對標矩陣</w:t>
+        <w:t>四、課堂實作對標：簡報說服架構與 100%「閉合感」真空對標矩陣</w:t>
       </w:r>
     </w:p>
     <w:p>
@@ -468,7 +468,7 @@
           <w:i w:val="0"/>
           <w:sz w:val="24"/>
         </w:rPr>
-        <w:t>本章節嚴格對標本週課堂品牌行銷方法論（12品牌原型擬人化/突破雜訊命名三大原則/HAMP Slogan/以終為始公式），將《【慧演 Hui Yan】：智慧手勢控場演講手套》與市場現存方案進行橫向真空交叉比對，提煉不可複製之核心護城河：</w:t>
+        <w:t>本章節嚴格對標本週課堂簡報說服架構（開場WHY/中段HOW/結尾WHAT/3的原則與閉合感/峰終定律/CTA），將《【慧演 Hui Yan】：智慧手勢控場演講手套》（課堂第 3 組專案）與市場現存方案進行橫向真空交叉比對，提煉不可複製之說服力護城河：</w:t>
       </w:r>
     </w:p>
     <w:tbl>
@@ -538,7 +538,7 @@
                 <w:color w:val="FFFFFF"/>
                 <w:sz w:val="20"/>
               </w:rPr>
-              <w:t>【慧演】演講手套</w:t>
+              <w:t>【慧演】手勢演講手套</w:t>
             </w:r>
           </w:p>
         </w:tc>
@@ -651,7 +651,7 @@
                 <w:i w:val="0"/>
                 <w:sz w:val="19"/>
               </w:rPr>
-              <w:t>品牌原型擬人化</w:t>
+              <w:t>開場策略（WHY）</w:t>
             </w:r>
           </w:p>
         </w:tc>
@@ -678,7 +678,7 @@
                 <w:i w:val="0"/>
                 <w:sz w:val="19"/>
               </w:rPr>
-              <w:t>魔術師 ✕ 智者（隱形賦能）</w:t>
+              <w:t>S.U.L.O.公式+現場親自操作</w:t>
             </w:r>
           </w:p>
         </w:tc>
@@ -705,7 +705,7 @@
                 <w:i w:val="0"/>
                 <w:sz w:val="19"/>
               </w:rPr>
-              <w:t>凡夫俗子（平淡無奇工具）</w:t>
+              <w:t>傳統自我介紹浪費60秒</w:t>
             </w:r>
           </w:p>
         </w:tc>
@@ -732,7 +732,7 @@
                 <w:i w:val="0"/>
                 <w:sz w:val="19"/>
               </w:rPr>
-              <w:t>凡夫俗子（操作負擔笨重）</w:t>
+              <w:t>功能規格說明生硬無感</w:t>
             </w:r>
           </w:p>
         </w:tc>
@@ -759,7 +759,7 @@
                 <w:i w:val="0"/>
                 <w:sz w:val="19"/>
               </w:rPr>
-              <w:t>創造者（高門檻功能繁雜）</w:t>
+              <w:t>讓評審試戴易操作翻車</w:t>
             </w:r>
           </w:p>
         </w:tc>
@@ -788,7 +788,7 @@
                 <w:i w:val="0"/>
                 <w:sz w:val="19"/>
               </w:rPr>
-              <w:t>命名與突破雜訊</w:t>
+              <w:t>競品痛點與閉合（HOW）</w:t>
             </w:r>
           </w:p>
         </w:tc>
@@ -815,7 +815,7 @@
                 <w:i w:val="0"/>
                 <w:sz w:val="19"/>
               </w:rPr>
-              <w:t>【慧演】雙字/會演與慧眼雙諧音</w:t>
+              <w:t>3的原則消滅競品3大痛點</w:t>
             </w:r>
           </w:p>
         </w:tc>
@@ -842,7 +842,7 @@
                 <w:i w:val="0"/>
                 <w:sz w:val="19"/>
               </w:rPr>
-              <w:t>純規格名/無品牌情感連接</w:t>
+              <w:t>手持按鍵易分心緊張卡頓</w:t>
             </w:r>
           </w:p>
         </w:tc>
@@ -869,7 +869,7 @@
                 <w:i w:val="0"/>
                 <w:sz w:val="19"/>
               </w:rPr>
-              <w:t>功能描述名/毫無記憶點</w:t>
+              <w:t>限制講者走動缺乏互動</w:t>
             </w:r>
           </w:p>
         </w:tc>
@@ -896,7 +896,7 @@
                 <w:i w:val="0"/>
                 <w:sz w:val="19"/>
               </w:rPr>
-              <w:t>通用科技名/缺乏專注場景</w:t>
+              <w:t>需頻繁看螢幕中斷視線</w:t>
             </w:r>
           </w:p>
         </w:tc>
@@ -925,7 +925,7 @@
                 <w:i w:val="0"/>
                 <w:sz w:val="19"/>
               </w:rPr>
-              <w:t>HAMP 標語效益</w:t>
+              <w:t>峰終定律與驚喜（WHAT）</w:t>
             </w:r>
           </w:p>
         </w:tc>
@@ -952,7 +952,7 @@
                 <w:i w:val="0"/>
                 <w:sz w:val="19"/>
               </w:rPr>
-              <w:t>優雅手勢(H)+千萬訂單(M)</w:t>
+              <w:t>行雲流水高峰+專利申請驚喜</w:t>
             </w:r>
           </w:p>
         </w:tc>
@@ -979,7 +979,7 @@
                 <w:i w:val="0"/>
                 <w:sz w:val="19"/>
               </w:rPr>
-              <w:t>遙控投影片/無效益承諾</w:t>
+              <w:t>平淡結束無記憶高峰點</w:t>
             </w:r>
           </w:p>
         </w:tc>
@@ -1006,7 +1006,7 @@
                 <w:i w:val="0"/>
                 <w:sz w:val="19"/>
               </w:rPr>
-              <w:t>解放雙手/無形象金錢利益</w:t>
+              <w:t>操作笨拙缺乏舞台儀式感</w:t>
             </w:r>
           </w:p>
         </w:tc>
@@ -1033,7 +1033,7 @@
                 <w:i w:val="0"/>
                 <w:sz w:val="19"/>
               </w:rPr>
-              <w:t>隨心揮舞/易誤觸缺乏信任</w:t>
+              <w:t>誤觸率高且續航不足熄火</w:t>
             </w:r>
           </w:p>
         </w:tc>
@@ -1062,7 +1062,7 @@
                 <w:i w:val="0"/>
                 <w:sz w:val="19"/>
               </w:rPr>
-              <w:t>以終為始價值主張</w:t>
+              <w:t>結尾行動呼籲（CTA）</w:t>
             </w:r>
           </w:p>
         </w:tc>
@@ -1089,7 +1089,7 @@
                 <w:i w:val="0"/>
                 <w:sz w:val="19"/>
               </w:rPr>
-              <w:t>消滅卡頓緊張/拿下千萬訂單</w:t>
+              <w:t>讓評審無法拒絕的合作號召</w:t>
             </w:r>
           </w:p>
         </w:tc>
@@ -1116,7 +1116,7 @@
                 <w:i w:val="0"/>
                 <w:sz w:val="19"/>
               </w:rPr>
-              <w:t>需手持按鍵/易分心緊張</w:t>
+              <w:t>說「謝謝大家」等評審挑毛病</w:t>
             </w:r>
           </w:p>
         </w:tc>
@@ -1143,7 +1143,7 @@
                 <w:i w:val="0"/>
                 <w:sz w:val="19"/>
               </w:rPr>
-              <w:t>固定於講台地面/限制走動</w:t>
+              <w:t>毫無說服力的客套致謝</w:t>
             </w:r>
           </w:p>
         </w:tc>
@@ -1170,7 +1170,7 @@
                 <w:i w:val="0"/>
                 <w:sz w:val="19"/>
               </w:rPr>
-              <w:t>需盯手錶螢幕/打斷眼神接觸</w:t>
+              <w:t>倉促下台缺乏實質商業閉環</w:t>
             </w:r>
           </w:p>
         </w:tc>
@@ -1189,7 +1189,7 @@
           <w:i w:val="0"/>
           <w:sz w:val="24"/>
         </w:rPr>
-        <w:t>(一) 穿透合格 TA 三要素：高預算賽道定位與商業高毛利</w:t>
+        <w:t>(一) 資本首因效應與 S.U.L.O. 訴說公式之商業張力</w:t>
       </w:r>
     </w:p>
     <w:p>
@@ -1205,7 +1205,7 @@
           <w:i w:val="0"/>
           <w:sz w:val="21"/>
         </w:rPr>
-        <w:t>商業定位上嚴格落實合格 TA 三要素審查：揚棄學生低價紅海，精準鎖定商務高壓簡報者與 Pitch 團隊。目標客群擁有充足企業預算與為勝率買單之「購買權力」，且單套定價 2,500～3,500 元可帶來超過 70% 的高毛利率。便攜手套賦予個人與企業即插即用之「部署權力」，為專案提供了極其健康的單位經濟效益與快速回本週期。</w:t>
+        <w:t>創投路演首重前 60 秒之資本首因效應。我們徹底揚棄宣讀目錄大綱之平庸作法，開場第一句直擊投資人的自我利益：「您是否曾眼睜睜看著潛力專案因簡報卡頓而痛失融資？」（S.U.L.O. 損失規避）。在路演開局便將投資人拉入利益共同體，引發防禦性下注渴望，瞬間掌控路演節奏。</w:t>
       </w:r>
     </w:p>
     <w:p>
@@ -1221,7 +1221,7 @@
           <w:i w:val="0"/>
           <w:sz w:val="24"/>
         </w:rPr>
-        <w:t>(二) 突破雜訊命名【慧演】與 H+M 法則之商業傳播飛輪</w:t>
+        <w:t>(二) 競品防禦「3 的原則」與創造 100% 商業閉合感</w:t>
       </w:r>
     </w:p>
     <w:p>
@@ -1237,7 +1237,7 @@
           <w:i w:val="0"/>
           <w:sz w:val="21"/>
         </w:rPr>
-        <w:t>【慧演】命名短小精練，具備「會演」與「慧眼」之雙重商務諧音，大幅降低獲客成本（CAC）。Slogan 導入 HAMP 效益法則：「用指揮家般的優雅手勢（H），拿下千萬級別的商業訂單（M）」，直接向投資人承諾可量化之商業回報。高記憶度命名結合高利益承諾，在創投圈引爆自發性口碑裂變，形成零成本之商務轉介紹飛輪。</w:t>
+        <w:t>商業競品分析恪守「3 的原則」：傳統簡報筆毛利薄、踏板市場小、手錶客單價過高。我們切入高壓簡報利基賽道，以 100% 痛點閉合度創造雙倍採納機率，支撐單套定價 2,500～3,500 元、毛利率 70% 的高盈利模型，向評審與投資人展現無懈可擊之商業替代價值與高造血能力。</w:t>
       </w:r>
     </w:p>
     <w:p>
@@ -1253,7 +1253,7 @@
           <w:i w:val="0"/>
           <w:sz w:val="24"/>
         </w:rPr>
-        <w:t>(三) 「以終為始」公式構建商業閉環與 U-Start 推進計畫</w:t>
+        <w:t>(三) 峰終定律與無可挑剔之商業行動呼籲（CTA）</w:t>
       </w:r>
     </w:p>
     <w:p>
@@ -1269,7 +1269,7 @@
           <w:i w:val="0"/>
           <w:sz w:val="21"/>
         </w:rPr>
-        <w:t>對標課堂價值主張公式：為 Pitch 團隊解決緊張卡頓，獲得流暢控場力，實現拿下千萬商業訂單之嚮往未來。團隊已排定在第 6 週前取得 5 家新創團隊實測付費意向書（LOI），並於第 12 週前完成教育部 U-Start 創業計畫書撰寫，以清晰的財務預測與高溢價品牌定位，全力爭取最高額創業補助金。</w:t>
+        <w:t>退出機制與路演評價嚴格錨定丹尼爾·卡尼曼峰終定律。結尾徹底剷除「謝謝大家」，在商業願景巔峰之際奉上「發明專利佈局完成＋5 家新創意向書」之超預期商業驚喜；最後拋出讓投資人無法拒絕的商業合作 CTA，促成投資承諾，構建出不可撼動之商業計畫書邏輯閉環。</w:t>
       </w:r>
     </w:p>
     <w:sectPr>
@@ -1299,7 +1299,7 @@
         <w:color w:val="64748B"/>
         <w:sz w:val="17"/>
       </w:rPr>
-      <w:t>課程名稱：創業0到2的思維與實作  筆記課程主題：12品牌原型、命名降噪與價值主張  授課老師：姚長安 老師</w:t>
+      <w:t>課程名稱：創業0到2的思維與實作  筆記課程主題：創業簡報與說服架構、峰終定律與閉合感  授課老師：姚長安 老師</w:t>
     </w:r>
   </w:p>
   <w:p>
